--- a/dashboard/public/docs/t-flaws-assessment-management-tool.docx
+++ b/dashboard/public/docs/t-flaws-assessment-management-tool.docx
@@ -13,7 +13,7 @@
           <w:color w:val="2E74B5"/>
           <w:sz w:val="22"/>
         </w:rPr>
-        <w:t>COURSE 1 OF 17: CANADIAN POULTRY TRAINING SERIES</w:t>
+        <w:t>COURSE 3 OF 17: CANADIAN POULTRY TRAINING SERIES</w:t>
       </w:r>
     </w:p>
     <w:p>
